--- a/assets/VoPhuocNhat_CV.docx
+++ b/assets/VoPhuocNhat_CV.docx
@@ -54,7 +54,7 @@
           <w:sz w:val="18"/>
           <w:szCs w:val="18"/>
         </w:rPr>
-        <w:t xml:space="preserve">District 9, HCMC  |  nhat.vophuoc@gmail.com  |  (+84) 384 792 943  </w:t>
+        <w:t>Thu Duc City, HCMC  |  nhat.vophuoc@gmail.com  |  (+84) 384 792 943</w:t>
       </w:r>
     </w:p>
     <w:p>
@@ -89,23 +89,7 @@
           <w:rFonts w:ascii="Calibri" w:eastAsia="Calibri" w:hAnsi="Calibri" w:cs="Calibri"/>
           <w:color w:val="1A1A1A"/>
         </w:rPr>
-        <w:t>Junior Financial Data Analyst with 1.5</w:t>
-      </w:r>
-      <w:r>
-        <w:rPr>
-          <w:rFonts w:ascii="Calibri" w:eastAsia="Calibri" w:hAnsi="Calibri" w:cs="Calibri"/>
-          <w:color w:val="1A1A1A"/>
-        </w:rPr>
-        <w:t>+</w:t>
-      </w:r>
-      <w:bookmarkStart w:id="0" w:name="_GoBack"/>
-      <w:bookmarkEnd w:id="0"/>
-      <w:r>
-        <w:rPr>
-          <w:rFonts w:ascii="Calibri" w:eastAsia="Calibri" w:hAnsi="Calibri" w:cs="Calibri"/>
-          <w:color w:val="1A1A1A"/>
-        </w:rPr>
-        <w:t xml:space="preserve"> years of experience processing and analyzing financial market data for Vietnamese securities markets. Proficient in R, Python, SQL, and Power BI across data collection, validation, and reporting workflows.</w:t>
+        <w:t>Junior Financial Data Analyst with 1.5+ years of experience in Vietnamese securities markets. Skilled in R, Python, SQL, and Power BI — with hands-on experience building automated trading systems, data pipelines, and financial analytics dashboards.</w:t>
       </w:r>
     </w:p>
     <w:p>
@@ -128,18 +112,7 @@
           <w:sz w:val="24"/>
           <w:szCs w:val="24"/>
         </w:rPr>
-        <w:t>TECHNICAL S</w:t>
-      </w:r>
-      <w:r>
-        <w:rPr>
-          <w:rFonts w:ascii="Calibri" w:eastAsia="Calibri" w:hAnsi="Calibri" w:cs="Calibri"/>
-          <w:b/>
-          <w:bCs/>
-          <w:color w:val="1F4E79"/>
-          <w:sz w:val="24"/>
-          <w:szCs w:val="24"/>
-        </w:rPr>
-        <w:t>KILLS</w:t>
+        <w:t>TECHNICAL SKILLS</w:t>
       </w:r>
     </w:p>
     <w:tbl>
@@ -164,12 +137,6 @@
         <w:gridCol w:w="7843"/>
       </w:tblGrid>
       <w:tr>
-        <w:tblPrEx>
-          <w:tblCellMar>
-            <w:top w:w="0" w:type="dxa"/>
-            <w:bottom w:w="0" w:type="dxa"/>
-          </w:tblCellMar>
-        </w:tblPrEx>
         <w:tc>
           <w:tcPr>
             <w:tcW w:w="2200" w:type="dxa"/>
@@ -226,12 +193,6 @@
         </w:tc>
       </w:tr>
       <w:tr>
-        <w:tblPrEx>
-          <w:tblCellMar>
-            <w:top w:w="0" w:type="dxa"/>
-            <w:bottom w:w="0" w:type="dxa"/>
-          </w:tblCellMar>
-        </w:tblPrEx>
         <w:tc>
           <w:tcPr>
             <w:tcW w:w="2200" w:type="dxa"/>
@@ -288,12 +249,6 @@
         </w:tc>
       </w:tr>
       <w:tr>
-        <w:tblPrEx>
-          <w:tblCellMar>
-            <w:top w:w="0" w:type="dxa"/>
-            <w:bottom w:w="0" w:type="dxa"/>
-          </w:tblCellMar>
-        </w:tblPrEx>
         <w:tc>
           <w:tcPr>
             <w:tcW w:w="2200" w:type="dxa"/>
@@ -350,12 +305,6 @@
         </w:tc>
       </w:tr>
       <w:tr>
-        <w:tblPrEx>
-          <w:tblCellMar>
-            <w:top w:w="0" w:type="dxa"/>
-            <w:bottom w:w="0" w:type="dxa"/>
-          </w:tblCellMar>
-        </w:tblPrEx>
         <w:tc>
           <w:tcPr>
             <w:tcW w:w="2200" w:type="dxa"/>
@@ -412,12 +361,6 @@
         </w:tc>
       </w:tr>
       <w:tr>
-        <w:tblPrEx>
-          <w:tblCellMar>
-            <w:top w:w="0" w:type="dxa"/>
-            <w:bottom w:w="0" w:type="dxa"/>
-          </w:tblCellMar>
-        </w:tblPrEx>
         <w:tc>
           <w:tcPr>
             <w:tcW w:w="2200" w:type="dxa"/>
@@ -553,13 +496,23 @@
           <w:numId w:val="2"/>
         </w:numPr>
         <w:spacing w:before="15" w:after="15"/>
-      </w:pPr>
-      <w:r>
-        <w:rPr>
-          <w:rFonts w:ascii="Calibri" w:eastAsia="Calibri" w:hAnsi="Calibri" w:cs="Calibri"/>
-          <w:color w:val="1A1A1A"/>
-        </w:rPr>
-        <w:t>Automated data collection and validation from multiple market sources (SSI, CafeF, Vietstock, Yahoo Finance) in R, producing a clean unified dataset for analysis and reporting.</w:t>
+        <w:rPr>
+          <w:rFonts w:asciiTheme="minorHAnsi" w:hAnsiTheme="minorHAnsi" w:cstheme="minorHAnsi"/>
+        </w:rPr>
+      </w:pPr>
+      <w:r>
+        <w:rPr>
+          <w:rFonts w:asciiTheme="minorHAnsi" w:hAnsiTheme="minorHAnsi" w:cstheme="minorHAnsi"/>
+          <w:b/>
+          <w:bCs/>
+        </w:rPr>
+        <w:t>Trading Systems &amp; Automation:</w:t>
+      </w:r>
+      <w:r>
+        <w:rPr>
+          <w:rFonts w:asciiTheme="minorHAnsi" w:hAnsiTheme="minorHAnsi" w:cstheme="minorHAnsi"/>
+        </w:rPr>
+        <w:t xml:space="preserve"> Developed and deployed an automated VN30F1M intraday hedging system in R, utilizing Grid Search backtesting to optimize parameters and State Machine logic for real-time SSI FastConnect API order execution.</w:t>
       </w:r>
     </w:p>
     <w:p>
@@ -570,13 +523,23 @@
           <w:numId w:val="2"/>
         </w:numPr>
         <w:spacing w:before="15" w:after="15"/>
-      </w:pPr>
-      <w:r>
-        <w:rPr>
-          <w:rFonts w:ascii="Calibri" w:eastAsia="Calibri" w:hAnsi="Calibri" w:cs="Calibri"/>
-          <w:color w:val="1A1A1A"/>
-        </w:rPr>
-        <w:t>Built a multi-device workflow with file-based task coordination to prevent duplicate ingestion and database write conflicts.</w:t>
+        <w:rPr>
+          <w:rFonts w:asciiTheme="minorHAnsi" w:hAnsiTheme="minorHAnsi" w:cstheme="minorHAnsi"/>
+        </w:rPr>
+      </w:pPr>
+      <w:r>
+        <w:rPr>
+          <w:rFonts w:asciiTheme="minorHAnsi" w:hAnsiTheme="minorHAnsi" w:cstheme="minorHAnsi"/>
+          <w:b/>
+          <w:bCs/>
+        </w:rPr>
+        <w:t>Data Pipelines &amp; Engineering:</w:t>
+      </w:r>
+      <w:r>
+        <w:rPr>
+          <w:rFonts w:asciiTheme="minorHAnsi" w:hAnsiTheme="minorHAnsi" w:cstheme="minorHAnsi"/>
+        </w:rPr>
+        <w:t xml:space="preserve"> Automated market data collection from SSI and Yahoo Finance; designed a multi-device workflow to avoid write conflicts and maintain data integrity.</w:t>
       </w:r>
     </w:p>
     <w:p>
@@ -587,20 +550,23 @@
           <w:numId w:val="2"/>
         </w:numPr>
         <w:spacing w:before="15" w:after="15"/>
-      </w:pPr>
-      <w:r>
-        <w:rPr>
-          <w:rFonts w:ascii="Calibri" w:eastAsia="Calibri" w:hAnsi="Calibri" w:cs="Calibri"/>
-          <w:color w:val="1A1A1A"/>
-        </w:rPr>
-        <w:t>Set up data quality monitoring for missing values and anomalies; integrated Discord Webhook alerts for delayed or abnormal table up</w:t>
-      </w:r>
-      <w:r>
-        <w:rPr>
-          <w:rFonts w:ascii="Calibri" w:eastAsia="Calibri" w:hAnsi="Calibri" w:cs="Calibri"/>
-          <w:color w:val="1A1A1A"/>
-        </w:rPr>
-        <w:t>dates.</w:t>
+        <w:rPr>
+          <w:rFonts w:asciiTheme="minorHAnsi" w:hAnsiTheme="minorHAnsi" w:cstheme="minorHAnsi"/>
+        </w:rPr>
+      </w:pPr>
+      <w:r>
+        <w:rPr>
+          <w:rFonts w:asciiTheme="minorHAnsi" w:hAnsiTheme="minorHAnsi" w:cstheme="minorHAnsi"/>
+          <w:b/>
+          <w:bCs/>
+        </w:rPr>
+        <w:t>System UI &amp; Monitoring:</w:t>
+      </w:r>
+      <w:r>
+        <w:rPr>
+          <w:rFonts w:asciiTheme="minorHAnsi" w:hAnsiTheme="minorHAnsi" w:cstheme="minorHAnsi"/>
+        </w:rPr>
+        <w:t xml:space="preserve"> Designed dynamic candlestick dashboards (echarts4r) for visualizing entry/exit signals, and integrated Discord Webhooks for real-time data quality and system anomaly alerts.</w:t>
       </w:r>
     </w:p>
     <w:p>
@@ -611,13 +577,23 @@
           <w:numId w:val="2"/>
         </w:numPr>
         <w:spacing w:before="15" w:after="15"/>
-      </w:pPr>
-      <w:r>
-        <w:rPr>
-          <w:rFonts w:ascii="Calibri" w:eastAsia="Calibri" w:hAnsi="Calibri" w:cs="Calibri"/>
-          <w:color w:val="1A1A1A"/>
-        </w:rPr>
-        <w:t>Wrote SQL queries using CTEs and window functions (ROW_NUMBER, LAG/LEAD, rolling aggregates) to track price changes and rank tickers by volume in SQL Server.</w:t>
+        <w:rPr>
+          <w:rFonts w:asciiTheme="minorHAnsi" w:hAnsiTheme="minorHAnsi" w:cstheme="minorHAnsi"/>
+        </w:rPr>
+      </w:pPr>
+      <w:r>
+        <w:rPr>
+          <w:rFonts w:asciiTheme="minorHAnsi" w:hAnsiTheme="minorHAnsi" w:cstheme="minorHAnsi"/>
+          <w:b/>
+          <w:bCs/>
+        </w:rPr>
+        <w:t>Database Integration:</w:t>
+      </w:r>
+      <w:r>
+        <w:rPr>
+          <w:rFonts w:asciiTheme="minorHAnsi" w:hAnsiTheme="minorHAnsi" w:cstheme="minorHAnsi"/>
+        </w:rPr>
+        <w:t xml:space="preserve"> Developed automated R functions to load processed market datasets into relational databases (managed via Navicat), ensuring data availability for the website's front-end.</w:t>
       </w:r>
     </w:p>
     <w:p>
@@ -676,20 +652,15 @@
           <w:numId w:val="2"/>
         </w:numPr>
         <w:spacing w:before="15" w:after="15"/>
-      </w:pPr>
-      <w:r>
-        <w:rPr>
-          <w:rFonts w:ascii="Calibri" w:eastAsia="Calibri" w:hAnsi="Calibri" w:cs="Calibri"/>
-          <w:color w:val="1A1A1A"/>
-        </w:rPr>
-        <w:t>Cleaned and standardized</w:t>
-      </w:r>
-      <w:r>
-        <w:rPr>
-          <w:rFonts w:ascii="Calibri" w:eastAsia="Calibri" w:hAnsi="Calibri" w:cs="Calibri"/>
-          <w:color w:val="1A1A1A"/>
-        </w:rPr>
-        <w:t xml:space="preserve"> financial time-series data in R and Python, including outlier detection and noise filtering; validated datasets to support financial reporting and dashboard development.</w:t>
+        <w:rPr>
+          <w:rFonts w:asciiTheme="minorHAnsi" w:hAnsiTheme="minorHAnsi" w:cstheme="minorHAnsi"/>
+        </w:rPr>
+      </w:pPr>
+      <w:r>
+        <w:rPr>
+          <w:rFonts w:asciiTheme="minorHAnsi" w:hAnsiTheme="minorHAnsi" w:cstheme="minorHAnsi"/>
+        </w:rPr>
+        <w:t>Cleaned and standardized financial time-series data in R and Python, including outlier detection and noise filtering; validated datasets to support financial reporting and dashboard development.</w:t>
       </w:r>
     </w:p>
     <w:p>
@@ -700,20 +671,15 @@
           <w:numId w:val="2"/>
         </w:numPr>
         <w:spacing w:before="15" w:after="15"/>
-      </w:pPr>
-      <w:r>
-        <w:rPr>
-          <w:rFonts w:ascii="Calibri" w:eastAsia="Calibri" w:hAnsi="Calibri" w:cs="Calibri"/>
-          <w:color w:val="1A1A1A"/>
-        </w:rPr>
-        <w:t xml:space="preserve">Assisted in building data tables to track portfolio holdings and daily P&amp;L movements </w:t>
-      </w:r>
-      <w:r>
-        <w:rPr>
-          <w:rFonts w:ascii="Calibri" w:eastAsia="Calibri" w:hAnsi="Calibri" w:cs="Calibri"/>
-          <w:color w:val="1A1A1A"/>
-        </w:rPr>
-        <w:t>across asset classes, supporting internal investment performance reviews.</w:t>
+        <w:rPr>
+          <w:rFonts w:asciiTheme="minorHAnsi" w:hAnsiTheme="minorHAnsi" w:cstheme="minorHAnsi"/>
+        </w:rPr>
+      </w:pPr>
+      <w:r>
+        <w:rPr>
+          <w:rFonts w:asciiTheme="minorHAnsi" w:hAnsiTheme="minorHAnsi" w:cstheme="minorHAnsi"/>
+        </w:rPr>
+        <w:t>Assisted in building data tables to track portfolio holdings and daily P&amp;L movements across asset classes, supporting internal investment performance reviews.</w:t>
       </w:r>
     </w:p>
     <w:p>
@@ -772,20 +738,15 @@
           <w:numId w:val="2"/>
         </w:numPr>
         <w:spacing w:before="15" w:after="15"/>
-      </w:pPr>
-      <w:r>
-        <w:rPr>
-          <w:rFonts w:ascii="Calibri" w:eastAsia="Calibri" w:hAnsi="Calibri" w:cs="Calibri"/>
-          <w:color w:val="1A1A1A"/>
-        </w:rPr>
-        <w:t>Supported advisors in preparing daily market reports and client investment recommendations using fundamental and t</w:t>
-      </w:r>
-      <w:r>
-        <w:rPr>
-          <w:rFonts w:ascii="Calibri" w:eastAsia="Calibri" w:hAnsi="Calibri" w:cs="Calibri"/>
-          <w:color w:val="1A1A1A"/>
-        </w:rPr>
-        <w:t>echnical analysis of Vietnamese equities.</w:t>
+        <w:rPr>
+          <w:rFonts w:asciiTheme="minorHAnsi" w:hAnsiTheme="minorHAnsi" w:cstheme="minorHAnsi"/>
+        </w:rPr>
+      </w:pPr>
+      <w:r>
+        <w:rPr>
+          <w:rFonts w:asciiTheme="minorHAnsi" w:hAnsiTheme="minorHAnsi" w:cstheme="minorHAnsi"/>
+        </w:rPr>
+        <w:t>Supported advisors in preparing daily market reports and client investment recommendations using fundamental and technical analysis of Vietnamese equities.</w:t>
       </w:r>
     </w:p>
     <w:p>
@@ -796,11 +757,13 @@
           <w:numId w:val="2"/>
         </w:numPr>
         <w:spacing w:before="15" w:after="15"/>
-      </w:pPr>
-      <w:r>
-        <w:rPr>
-          <w:rFonts w:ascii="Calibri" w:eastAsia="Calibri" w:hAnsi="Calibri" w:cs="Calibri"/>
-          <w:color w:val="1A1A1A"/>
+        <w:rPr>
+          <w:rFonts w:asciiTheme="minorHAnsi" w:hAnsiTheme="minorHAnsi" w:cstheme="minorHAnsi"/>
+        </w:rPr>
+      </w:pPr>
+      <w:r>
+        <w:rPr>
+          <w:rFonts w:asciiTheme="minorHAnsi" w:hAnsiTheme="minorHAnsi" w:cstheme="minorHAnsi"/>
         </w:rPr>
         <w:t>Monitored price movements and trading signals for a watchlist of 20+ stocks; summarized key findings into structured briefings for senior advisors.</w:t>
       </w:r>
@@ -844,7 +807,7 @@
           <w:sz w:val="22"/>
           <w:szCs w:val="22"/>
         </w:rPr>
-        <w:t>VN30F1M Intraday Hedging System (R)</w:t>
+        <w:t>End-to-End Financial Analytics Pipeline</w:t>
       </w:r>
       <w:r>
         <w:rPr>
@@ -864,16 +827,7 @@
           <w:iCs/>
           <w:color w:val="555555"/>
         </w:rPr>
-        <w:t>2026 – Prese</w:t>
-      </w:r>
-      <w:r>
-        <w:rPr>
-          <w:rFonts w:ascii="Calibri" w:eastAsia="Calibri" w:hAnsi="Calibri" w:cs="Calibri"/>
-          <w:i/>
-          <w:iCs/>
-          <w:color w:val="555555"/>
-        </w:rPr>
-        <w:t>nt</w:t>
+        <w:t>2025 – 2026</w:t>
       </w:r>
     </w:p>
     <w:p>
@@ -884,13 +838,15 @@
           <w:numId w:val="2"/>
         </w:numPr>
         <w:spacing w:before="15" w:after="15"/>
-      </w:pPr>
-      <w:r>
-        <w:rPr>
-          <w:rFonts w:ascii="Calibri" w:eastAsia="Calibri" w:hAnsi="Calibri" w:cs="Calibri"/>
-          <w:color w:val="1A1A1A"/>
-        </w:rPr>
-        <w:t>Developed an intraday backtesting and Grid Search optimization system for VN30F1M futures in R (data.table); analyzed strategy performance metrics by trading hour to identify optimal parameters.</w:t>
+        <w:rPr>
+          <w:rFonts w:asciiTheme="minorHAnsi" w:hAnsiTheme="minorHAnsi" w:cstheme="minorHAnsi"/>
+        </w:rPr>
+      </w:pPr>
+      <w:r>
+        <w:rPr>
+          <w:rFonts w:asciiTheme="minorHAnsi" w:hAnsiTheme="minorHAnsi" w:cstheme="minorHAnsi"/>
+        </w:rPr>
+        <w:t>Automated financial statement collection for 37+ securities firms via Python (Selenium, Requests), scraping balance sheet / income statement / cash flow from SSI iBoard across multiple reporting periods into a structured local directory.</w:t>
       </w:r>
     </w:p>
     <w:p>
@@ -901,20 +857,15 @@
           <w:numId w:val="2"/>
         </w:numPr>
         <w:spacing w:before="15" w:after="15"/>
-      </w:pPr>
-      <w:r>
-        <w:rPr>
-          <w:rFonts w:ascii="Calibri" w:eastAsia="Calibri" w:hAnsi="Calibri" w:cs="Calibri"/>
-          <w:color w:val="1A1A1A"/>
-        </w:rPr>
-        <w:t>Built a real-time email alert pipeline using State Machine</w:t>
-      </w:r>
-      <w:r>
-        <w:rPr>
-          <w:rFonts w:ascii="Calibri" w:eastAsia="Calibri" w:hAnsi="Calibri" w:cs="Calibri"/>
-          <w:color w:val="1A1A1A"/>
-        </w:rPr>
-        <w:t xml:space="preserve"> logic (WAIT_SHORT ↔ WAIT_OUT) and integrated SSI FastConnect API for automated order placement, cancellation, and position sync.</w:t>
+        <w:rPr>
+          <w:rFonts w:asciiTheme="minorHAnsi" w:hAnsiTheme="minorHAnsi" w:cstheme="minorHAnsi"/>
+        </w:rPr>
+      </w:pPr>
+      <w:r>
+        <w:rPr>
+          <w:rFonts w:asciiTheme="minorHAnsi" w:hAnsiTheme="minorHAnsi" w:cstheme="minorHAnsi"/>
+        </w:rPr>
+        <w:t xml:space="preserve">Cleaned and standardized raw Excel reports in Pandas (batch merge, unpivot, multi-year accounting rename resolution); modeled into a Star Schema in PostgreSQL (Fact: financials; Dimension: company, period) with PK/FK constraints. </w:t>
       </w:r>
     </w:p>
     <w:p>
@@ -925,59 +876,15 @@
           <w:numId w:val="2"/>
         </w:numPr>
         <w:spacing w:before="15" w:after="15"/>
-      </w:pPr>
-      <w:r>
-        <w:rPr>
-          <w:rFonts w:ascii="Calibri" w:eastAsia="Calibri" w:hAnsi="Calibri" w:cs="Calibri"/>
-          <w:color w:val="1A1A1A"/>
-        </w:rPr>
-        <w:t>Designed dynamic candlestick chart UI (echarts4r) to visualize entry/exit signals and strategy rules directly on price charts,</w:t>
-      </w:r>
-      <w:r>
-        <w:rPr>
-          <w:rFonts w:ascii="Calibri" w:eastAsia="Calibri" w:hAnsi="Calibri" w:cs="Calibri"/>
-          <w:color w:val="1A1A1A"/>
-        </w:rPr>
-        <w:t xml:space="preserve"> exported as interactive HTML for trade tracking.</w:t>
-      </w:r>
-    </w:p>
-    <w:p>
-      <w:pPr>
-        <w:tabs>
-          <w:tab w:val="right" w:pos="10106"/>
-        </w:tabs>
-        <w:spacing w:before="60" w:after="20"/>
-      </w:pPr>
-      <w:r>
-        <w:rPr>
-          <w:rFonts w:ascii="Calibri" w:eastAsia="Calibri" w:hAnsi="Calibri" w:cs="Calibri"/>
-          <w:b/>
-          <w:bCs/>
-          <w:color w:val="1A1A1A"/>
-          <w:sz w:val="22"/>
-          <w:szCs w:val="22"/>
-        </w:rPr>
-        <w:t>End-to-End Financial Analytics Pipeline – Securities Industry</w:t>
-      </w:r>
-      <w:r>
-        <w:rPr>
-          <w:rFonts w:ascii="Calibri" w:eastAsia="Calibri" w:hAnsi="Calibri" w:cs="Calibri"/>
-          <w:i/>
-          <w:iCs/>
-          <w:color w:val="555555"/>
-          <w:sz w:val="18"/>
-          <w:szCs w:val="18"/>
-        </w:rPr>
-        <w:tab/>
-      </w:r>
-      <w:r>
-        <w:rPr>
-          <w:rFonts w:ascii="Calibri" w:eastAsia="Calibri" w:hAnsi="Calibri" w:cs="Calibri"/>
-          <w:i/>
-          <w:iCs/>
-          <w:color w:val="555555"/>
-        </w:rPr>
-        <w:t>2024 – 2025</w:t>
+        <w:rPr>
+          <w:rFonts w:asciiTheme="minorHAnsi" w:hAnsiTheme="minorHAnsi" w:cstheme="minorHAnsi"/>
+        </w:rPr>
+      </w:pPr>
+      <w:r>
+        <w:rPr>
+          <w:rFonts w:asciiTheme="minorHAnsi" w:hAnsiTheme="minorHAnsi" w:cstheme="minorHAnsi"/>
+        </w:rPr>
+        <w:t>Extracted FVTPL/AFS portfolio data from PDFs via Python OCR; validated accuracy via automated sum-checks against reported totals, with LLM-assisted re-extraction for flagged mismatches.</w:t>
       </w:r>
     </w:p>
     <w:p>
@@ -991,58 +898,20 @@
       </w:pPr>
       <w:r>
         <w:rPr>
-          <w:rFonts w:ascii="Calibri" w:eastAsia="Calibri" w:hAnsi="Calibri" w:cs="Calibri"/>
-          <w:color w:val="1A1A1A"/>
-        </w:rPr>
-        <w:t>Scraped and extracted FVTPL/AFS portfolio data from 37+ listed securities firms via Python (Selenium, OCR); transformed and loaded i</w:t>
-      </w:r>
-      <w:r>
-        <w:rPr>
-          <w:rFonts w:ascii="Calibri" w:eastAsia="Calibri" w:hAnsi="Calibri" w:cs="Calibri"/>
-          <w:color w:val="1A1A1A"/>
-        </w:rPr>
-        <w:t>nto a PostgreSQL Star Schema warehouse for downstream analysis.</w:t>
-      </w:r>
-    </w:p>
-    <w:p>
-      <w:pPr>
-        <w:pStyle w:val="ListParagraph"/>
-        <w:numPr>
-          <w:ilvl w:val="0"/>
-          <w:numId w:val="2"/>
-        </w:numPr>
-        <w:spacing w:before="15" w:after="15"/>
-      </w:pPr>
-      <w:r>
-        <w:rPr>
-          <w:rFonts w:ascii="Calibri" w:eastAsia="Calibri" w:hAnsi="Calibri" w:cs="Calibri"/>
-          <w:color w:val="1A1A1A"/>
-        </w:rPr>
-        <w:t xml:space="preserve">Built a Power BI dashboard connected to PostgreSQL with multi-level drill-downs for portfolio comparison across firms; validated 100% data accuracy using automated sum-checks and LLM-assisted </w:t>
-      </w:r>
-      <w:r>
-        <w:rPr>
-          <w:rFonts w:ascii="Calibri" w:eastAsia="Calibri" w:hAnsi="Calibri" w:cs="Calibri"/>
-          <w:color w:val="1A1A1A"/>
-        </w:rPr>
-        <w:t>QA.</w:t>
-      </w:r>
-    </w:p>
-    <w:p>
-      <w:pPr>
-        <w:pStyle w:val="ListParagraph"/>
-        <w:numPr>
-          <w:ilvl w:val="0"/>
-          <w:numId w:val="2"/>
-        </w:numPr>
-        <w:spacing w:before="15" w:after="15"/>
-      </w:pPr>
-      <w:r>
-        <w:rPr>
-          <w:rFonts w:ascii="Calibri" w:eastAsia="Calibri" w:hAnsi="Calibri" w:cs="Calibri"/>
-          <w:color w:val="1A1A1A"/>
-        </w:rPr>
-        <w:t>Conducted cross-firm analysis of proprietary trading portfolio composition and risk exposure, surfacing insights on sector concentration and FVTPL/AFS allocation trends across the securities industry.</w:t>
+          <w:rFonts w:asciiTheme="minorHAnsi" w:hAnsiTheme="minorHAnsi" w:cstheme="minorHAnsi"/>
+        </w:rPr>
+        <w:t>Built a Power BI dashboard (connected to PostgreSQL) with drill-down ac</w:t>
+      </w:r>
+      <w:bookmarkStart w:id="0" w:name="_GoBack"/>
+      <w:bookmarkEnd w:id="0"/>
+      <w:r>
+        <w:rPr>
+          <w:rFonts w:asciiTheme="minorHAnsi" w:hAnsiTheme="minorHAnsi" w:cstheme="minorHAnsi"/>
+        </w:rPr>
+        <w:t>ross 3 statement types and dynamic slicers by firm and period for cross-firm FVTPL/AFS portfolio comparison.</w:t>
+      </w:r>
+      <w:r>
+        <w:t xml:space="preserve"> </w:t>
       </w:r>
     </w:p>
     <w:p>
@@ -1099,16 +968,7 @@
           <w:sz w:val="22"/>
           <w:szCs w:val="22"/>
         </w:rPr>
-        <w:t xml:space="preserve">  |  Open </w:t>
-      </w:r>
-      <w:r>
-        <w:rPr>
-          <w:rFonts w:ascii="Calibri" w:eastAsia="Calibri" w:hAnsi="Calibri" w:cs="Calibri"/>
-          <w:color w:val="555555"/>
-          <w:sz w:val="22"/>
-          <w:szCs w:val="22"/>
-        </w:rPr>
-        <w:t>University Ho Chi Minh City</w:t>
+        <w:t xml:space="preserve">  |  Open University Ho Chi Minh City</w:t>
       </w:r>
       <w:r>
         <w:rPr>
@@ -1145,13 +1005,7 @@
         <w:rPr>
           <w:b/>
         </w:rPr>
-        <w:t>Portfolio:</w:t>
-      </w:r>
-      <w:r>
-        <w:rPr>
-          <w:b/>
-        </w:rPr>
-        <w:t xml:space="preserve"> </w:t>
+        <w:t xml:space="preserve">Portfolio: </w:t>
       </w:r>
       <w:hyperlink r:id="rId5" w:history="1">
         <w:r>
@@ -1176,13 +1030,7 @@
         <w:rPr>
           <w:b/>
         </w:rPr>
-        <w:t>GitHub:</w:t>
-      </w:r>
-      <w:r>
-        <w:rPr>
-          <w:b/>
-        </w:rPr>
-        <w:t xml:space="preserve">   </w:t>
+        <w:t xml:space="preserve">GitHub:   </w:t>
       </w:r>
       <w:hyperlink r:id="rId6" w:history="1">
         <w:r>
@@ -1551,7 +1399,7 @@
     <w:lsdException w:name="Medium Shading 2 Accent 1" w:uiPriority="64"/>
     <w:lsdException w:name="Medium List 1 Accent 1" w:uiPriority="65"/>
     <w:lsdException w:name="Revision" w:semiHidden="1"/>
-    <w:lsdException w:name="List Paragraph" w:uiPriority="34" w:qFormat="1"/>
+    <w:lsdException w:name="List Paragraph" w:uiPriority="0" w:qFormat="1"/>
     <w:lsdException w:name="Quote" w:uiPriority="29" w:qFormat="1"/>
     <w:lsdException w:name="Intense Quote" w:uiPriority="30" w:qFormat="1"/>
     <w:lsdException w:name="Medium List 2 Accent 1" w:uiPriority="66"/>

--- a/assets/VoPhuocNhat_CV.docx
+++ b/assets/VoPhuocNhat_CV.docx
@@ -48,7 +48,7 @@
           <w:sz w:val="18"/>
           <w:szCs w:val="18"/>
         </w:rPr>
-        <w:t xml:space="preserve">Thu Duc City, HCMC  |  nhat.vophuoc@gmail.com  |  (+84) 384 792 943  |  phuocnhat.dev  |  </w:t>
+        <w:t xml:space="preserve">Thu Duc City, HCMC  |  nhat.vophuoc@gmail.com  |  (+84) 384 792 943  |  </w:t>
       </w:r>
       <w:hyperlink r:id="rId6" w:history="1">
         <w:r>
@@ -57,7 +57,17 @@
             <w:sz w:val="18"/>
             <w:szCs w:val="18"/>
           </w:rPr>
-          <w:t>github.com/phuoc</w:t>
+          <w:t>phuocnha</w:t>
+        </w:r>
+        <w:bookmarkStart w:id="0" w:name="_GoBack"/>
+        <w:bookmarkEnd w:id="0"/>
+        <w:r>
+          <w:rPr>
+            <w:rStyle w:val="Hyperlink"/>
+            <w:sz w:val="18"/>
+            <w:szCs w:val="18"/>
+          </w:rPr>
+          <w:t>t</w:t>
         </w:r>
         <w:r>
           <w:rPr>
@@ -65,15 +75,25 @@
             <w:sz w:val="18"/>
             <w:szCs w:val="18"/>
           </w:rPr>
-          <w:t>n</w:t>
+          <w:t xml:space="preserve">.dev </w:t>
         </w:r>
+      </w:hyperlink>
+      <w:r>
+        <w:rPr>
+          <w:color w:val="555555"/>
+          <w:sz w:val="18"/>
+          <w:szCs w:val="18"/>
+        </w:rPr>
+        <w:t xml:space="preserve"> |  </w:t>
+      </w:r>
+      <w:hyperlink r:id="rId7" w:history="1">
         <w:r>
           <w:rPr>
             <w:rStyle w:val="Hyperlink"/>
             <w:sz w:val="18"/>
             <w:szCs w:val="18"/>
           </w:rPr>
-          <w:t>hat1011</w:t>
+          <w:t>github.com/phuocnhat1011</w:t>
         </w:r>
       </w:hyperlink>
     </w:p>
@@ -111,21 +131,7 @@
           <w:sz w:val="20"/>
           <w:szCs w:val="20"/>
         </w:rPr>
-        <w:t xml:space="preserve">Financial Data Analyst with 2 years </w:t>
-      </w:r>
-      <w:r>
-        <w:rPr>
-          <w:sz w:val="20"/>
-          <w:szCs w:val="20"/>
-        </w:rPr>
-        <w:t>of experience in Vietnamese securities market data, specializing in market data automation, financial time-series processing, data quality validation, and trading-related analytical workflows. Skilled in R, Python, SQL basics, and Power BI, with hands-on e</w:t>
-      </w:r>
-      <w:r>
-        <w:rPr>
-          <w:sz w:val="20"/>
-          <w:szCs w:val="20"/>
-        </w:rPr>
-        <w:t>xperience collecting data from market APIs, cleaning and structuring datasets, supporting rule-based stock screening workflows, and building reporting-ready outputs and dashboards for market monitoring and analysis.</w:t>
+        <w:t>Financial Data Analyst with 2 years of experience in Vietnamese securities market data, specializing in market data automation, financial time-series processing, data quality validation, and trading-related analytical workflows. Skilled in R, Python, SQL basics, and Power BI, with hands-on experience collecting data from market APIs, cleaning and structuring datasets, supporting rule-based stock screening workflows, and building reporting-ready outputs and dashboards for market monitoring and analysis.</w:t>
       </w:r>
     </w:p>
     <w:p>
@@ -165,10 +171,7 @@
       </w:r>
       <w:r>
         <w:tab/>
-        <w:t xml:space="preserve">R, Python, </w:t>
-      </w:r>
-      <w:r>
-        <w:t>SQL basics</w:t>
+        <w:t>R, Python, SQL basics</w:t>
       </w:r>
     </w:p>
     <w:p>
@@ -187,10 +190,7 @@
       </w:r>
       <w:r>
         <w:tab/>
-        <w:t xml:space="preserve">pandas, data.table, dplyr, requests / httr, jsonlite, API extraction, </w:t>
-      </w:r>
-      <w:r>
-        <w:t>data cleaning, transformation, validation</w:t>
+        <w:t>pandas, data.table, dplyr, requests / httr, jsonlite, API extraction, data cleaning, transformation, validation</w:t>
       </w:r>
     </w:p>
     <w:p>
@@ -209,10 +209,7 @@
       </w:r>
       <w:r>
         <w:tab/>
-        <w:t>Power BI, DAX, Power Query, dashboard design, KPI reporting, ad-hoc analytica</w:t>
-      </w:r>
-      <w:r>
-        <w:t>l outputs</w:t>
+        <w:t>Power BI, DAX, Power Query, dashboard design, KPI reporting, ad-hoc analytical outputs</w:t>
       </w:r>
     </w:p>
     <w:p>
@@ -308,14 +305,7 @@
           <w:b/>
           <w:sz w:val="22"/>
         </w:rPr>
-        <w:t>Juni</w:t>
-      </w:r>
-      <w:r>
-        <w:rPr>
-          <w:b/>
-          <w:sz w:val="22"/>
-        </w:rPr>
-        <w:t>or Financial Data Analyst</w:t>
+        <w:t>Junior Financial Data Analyst</w:t>
       </w:r>
       <w:r>
         <w:rPr>
@@ -371,14 +361,7 @@
           <w:sz w:val="20"/>
           <w:szCs w:val="20"/>
         </w:rPr>
-        <w:t xml:space="preserve">• Processed </w:t>
-      </w:r>
-      <w:r>
-        <w:rPr>
-          <w:sz w:val="20"/>
-          <w:szCs w:val="20"/>
-        </w:rPr>
-        <w:t>financial time-series datasets for stock screening and trading-related workflows, including ticker standardization, trading date validation, missing value handling, duplicate checks, and abnormal data detection.</w:t>
+        <w:t>• Processed financial time-series datasets for stock screening and trading-related workflows, including ticker standardization, trading date validation, missing value handling, duplicate checks, and abnormal data detection.</w:t>
       </w:r>
     </w:p>
     <w:p>
@@ -395,14 +378,7 @@
           <w:sz w:val="20"/>
           <w:szCs w:val="20"/>
         </w:rPr>
-        <w:t>• Built and deployed an automated VN30F1M in</w:t>
-      </w:r>
-      <w:r>
-        <w:rPr>
-          <w:sz w:val="20"/>
-          <w:szCs w:val="20"/>
-        </w:rPr>
-        <w:t>traday hedging system in R, using Grid Search backtesting to optimize parameters and State Machine logic for real-time SSI FastConnect API order execution.</w:t>
+        <w:t>• Built and deployed an automated VN30F1M intraday hedging system in R, using Grid Search backtesting to optimize parameters and State Machine logic for real-time SSI FastConnect API order execution.</w:t>
       </w:r>
     </w:p>
     <w:p>
@@ -419,14 +395,7 @@
           <w:sz w:val="20"/>
           <w:szCs w:val="20"/>
         </w:rPr>
-        <w:t>• Prepared screening-ready market data outputs for internal rule-based stock selection workflows, en</w:t>
-      </w:r>
-      <w:r>
-        <w:rPr>
-          <w:sz w:val="20"/>
-          <w:szCs w:val="20"/>
-        </w:rPr>
-        <w:t>suring clean, structured, and up-to-date datasets for downstream analysis and system use cases.</w:t>
+        <w:t>• Prepared screening-ready market data outputs for internal rule-based stock selection workflows, ensuring clean, structured, and up-to-date datasets for downstream analysis and system use cases.</w:t>
       </w:r>
     </w:p>
     <w:p>
@@ -443,14 +412,7 @@
           <w:sz w:val="20"/>
           <w:szCs w:val="20"/>
         </w:rPr>
-        <w:t>• Created ad-hoc analytical dashboards and reporting-ready outputs using R/Python and Power BI, including sector-level stock comparisons, price movement trackin</w:t>
-      </w:r>
-      <w:r>
-        <w:rPr>
-          <w:sz w:val="20"/>
-          <w:szCs w:val="20"/>
-        </w:rPr>
-        <w:t>g, liquidity monitoring, trading signal summaries, and watchlist-ready datasets for internal review.</w:t>
+        <w:t>• Created ad-hoc analytical dashboards and reporting-ready outputs using R/Python and Power BI, including sector-level stock comparisons, price movement tracking, liquidity monitoring, trading signal summaries, and watchlist-ready datasets for internal review.</w:t>
       </w:r>
     </w:p>
     <w:p>
@@ -467,14 +429,7 @@
           <w:sz w:val="20"/>
           <w:szCs w:val="20"/>
         </w:rPr>
-        <w:t xml:space="preserve">• Designed internal monitoring dashboards using echarts4r to visualize candlestick patterns, entry/exit signals, and system status; integrated Discord </w:t>
-      </w:r>
-      <w:r>
-        <w:rPr>
-          <w:sz w:val="20"/>
-          <w:szCs w:val="20"/>
-        </w:rPr>
-        <w:t>Webhooks for real-time data quality and anomaly alerts.</w:t>
+        <w:t>• Designed internal monitoring dashboards using echarts4r to visualize candlestick patterns, entry/exit signals, and system status; integrated Discord Webhooks for real-time data quality and anomaly alerts.</w:t>
       </w:r>
     </w:p>
     <w:p>
@@ -491,16 +446,7 @@
           <w:sz w:val="20"/>
           <w:szCs w:val="20"/>
         </w:rPr>
-        <w:t>• Developed automated R functions to load processed market datasets into relational databases managed via Navicat, ensuring data availability for front-end, monitoring, and analytical workflow</w:t>
-      </w:r>
-      <w:bookmarkStart w:id="0" w:name="_GoBack"/>
-      <w:bookmarkEnd w:id="0"/>
-      <w:r>
-        <w:rPr>
-          <w:sz w:val="20"/>
-          <w:szCs w:val="20"/>
-        </w:rPr>
-        <w:t>s.</w:t>
+        <w:t>• Developed automated R functions to load processed market datasets into relational databases managed via Navicat, ensuring data availability for front-end, monitoring, and analytical workflows.</w:t>
       </w:r>
     </w:p>
     <w:p>
@@ -518,14 +464,7 @@
           <w:b/>
           <w:sz w:val="22"/>
         </w:rPr>
-        <w:t>Finan</w:t>
-      </w:r>
-      <w:r>
-        <w:rPr>
-          <w:b/>
-          <w:sz w:val="22"/>
-        </w:rPr>
-        <w:t>cial Data Analyst Intern</w:t>
+        <w:t>Financial Data Analyst Intern</w:t>
       </w:r>
       <w:r>
         <w:rPr>
@@ -581,14 +520,7 @@
           <w:sz w:val="20"/>
           <w:szCs w:val="20"/>
         </w:rPr>
-        <w:t>• As</w:t>
-      </w:r>
-      <w:r>
-        <w:rPr>
-          <w:sz w:val="20"/>
-          <w:szCs w:val="20"/>
-        </w:rPr>
-        <w:t>sisted in preparing structured market data tables to track selected stocks, price movements, trading signals, and daily performance changes, supporting internal monitoring and data review workflows.</w:t>
+        <w:t>• Assisted in preparing structured market data tables to track selected stocks, price movements, trading signals, and daily performance changes, supporting internal monitoring and data review workflows.</w:t>
       </w:r>
     </w:p>
     <w:p>
@@ -628,15 +560,7 @@
           <w:color w:val="555555"/>
           <w:sz w:val="22"/>
         </w:rPr>
-        <w:t xml:space="preserve">Sep 2023 </w:t>
-      </w:r>
-      <w:r>
-        <w:rPr>
-          <w:i/>
-          <w:color w:val="555555"/>
-          <w:sz w:val="22"/>
-        </w:rPr>
-        <w:t>– Dec 2023</w:t>
+        <w:t>Sep 2023 – Dec 2023</w:t>
       </w:r>
     </w:p>
     <w:p>
@@ -666,14 +590,7 @@
           <w:sz w:val="20"/>
           <w:szCs w:val="20"/>
         </w:rPr>
-        <w:t>• Monitored price movements and trading signals for a watchlist of 20+ stocks; summariz</w:t>
-      </w:r>
-      <w:r>
-        <w:rPr>
-          <w:sz w:val="20"/>
-          <w:szCs w:val="20"/>
-        </w:rPr>
-        <w:t>ed key findings into structured briefings for senior advisors.</w:t>
+        <w:t>• Monitored price movements and trading signals for a watchlist of 20+ stocks; summarized key findings into structured briefings for senior advisors.</w:t>
       </w:r>
     </w:p>
     <w:p>
@@ -850,16 +767,7 @@
           <w:sz w:val="24"/>
           <w:szCs w:val="24"/>
         </w:rPr>
-        <w:t>E</w:t>
-      </w:r>
-      <w:r>
-        <w:rPr>
-          <w:b/>
-          <w:color w:val="1F4E79"/>
-          <w:sz w:val="24"/>
-          <w:szCs w:val="24"/>
-        </w:rPr>
-        <w:t>DUCATION</w:t>
+        <w:t>EDUCATION</w:t>
       </w:r>
     </w:p>
     <w:p>
@@ -1460,10 +1368,6 @@
     <w:lsdException w:name="Book Title" w:uiPriority="33" w:qFormat="1"/>
     <w:lsdException w:name="Bibliography" w:semiHidden="1" w:uiPriority="37" w:unhideWhenUsed="1"/>
     <w:lsdException w:name="TOC Heading" w:semiHidden="1" w:uiPriority="39" w:unhideWhenUsed="1" w:qFormat="1"/>
-    <w:lsdException w:name="Grid Table Light" w:semiHidden="1" w:unhideWhenUsed="1"/>
-    <w:lsdException w:name="Grid Table 1 Light" w:semiHidden="1" w:unhideWhenUsed="1"/>
-    <w:lsdException w:name="Grid Table 2" w:semiHidden="1" w:unhideWhenUsed="1"/>
-    <w:lsdException w:name="Grid Table 3" w:semiHidden="1" w:unhideWhenUsed="1"/>
     <w:lsdException w:name="Grid Table 4" w:uiPriority="49"/>
     <w:lsdException w:name="Grid Table 5 Dark" w:uiPriority="50"/>
     <w:lsdException w:name="Grid Table 6 Colorful" w:uiPriority="51"/>
@@ -12924,7 +12828,7 @@
 </file>
 
 <file path=customXml/itemProps1.xml><?xml version="1.0" encoding="utf-8"?>
-<ds:datastoreItem xmlns:ds="http://schemas.openxmlformats.org/officeDocument/2006/customXml" ds:itemID="{E9A2384D-CEB2-40D2-97F7-13E5F7BFC707}">
+<ds:datastoreItem xmlns:ds="http://schemas.openxmlformats.org/officeDocument/2006/customXml" ds:itemID="{ABB6957A-2E5B-4E8D-B415-0C9E5B15517A}">
   <ds:schemaRefs>
     <ds:schemaRef ds:uri="http://schemas.openxmlformats.org/officeDocument/2006/bibliography"/>
   </ds:schemaRefs>
